--- a/curriculos/Curriculo 015-02/microcurriculos/VIII SEMESTRE/0150829_Administracion_De_Salarios.docx
+++ b/curriculos/Curriculo 015-02/microcurriculos/VIII SEMESTRE/0150829_Administracion_De_Salarios.docx
@@ -3317,9 +3317,6 @@
                 <w:szCs w:val="22"/>
               </w:rPr>
             </w:pPr>
-            <w:r>
-              <w:t>BIBLIOGRAFÍA</w:t>
-            </w:r>
           </w:p>
           <w:p>
             <w:pPr>
@@ -3332,83 +3329,54 @@
               </w:rPr>
             </w:pPr>
             <w:r>
-              <w:t>CHIAVENATO, Idalberto. Administración de Recursos Humanos. McGraw-Hill.</w:t>
-            </w:r>
-          </w:p>
-          <w:p>
-            <w:pPr>
-              <w:widowControl/>
-              <w:ind w:left="360" w:hanging="360"/>
-              <w:jc w:val="both"/>
-              <w:rPr>
-                <w:sz w:val="22"/>
-                <w:szCs w:val="22"/>
-              </w:rPr>
-            </w:pPr>
-            <w:r>
-              <w:t>VARELA JUAREZ, Ricardo. Administración de la Compensación: sueldos, salarios y prestaciones. Pearson Educación.</w:t>
-            </w:r>
-          </w:p>
-          <w:p>
-            <w:pPr>
-              <w:widowControl/>
-              <w:ind w:left="360" w:hanging="360"/>
-              <w:jc w:val="both"/>
-              <w:rPr>
-                <w:sz w:val="22"/>
-                <w:szCs w:val="22"/>
-              </w:rPr>
-            </w:pPr>
-            <w:r>
-              <w:t>MORALES ARRIETA, Juan Antonio; VELANDIA HERRERA, Nestor. Salarios: estrategia y sistema salarial o de compensaciones. McGraw-Hill.</w:t>
-            </w:r>
-          </w:p>
-          <w:p>
-            <w:pPr>
-              <w:widowControl/>
-              <w:ind w:left="360" w:hanging="360"/>
-              <w:jc w:val="both"/>
-              <w:rPr>
-                <w:sz w:val="22"/>
-                <w:szCs w:val="22"/>
-              </w:rPr>
-            </w:pPr>
-            <w:r>
-              <w:t>WERTHER, William; DAVIS, Keith. Administración de Recursos Humanos. McGraw-Hill.</w:t>
-            </w:r>
-          </w:p>
-          <w:p>
-            <w:pPr>
-              <w:widowControl/>
-              <w:ind w:left="360" w:hanging="360"/>
-              <w:jc w:val="both"/>
-              <w:rPr>
-                <w:sz w:val="22"/>
-                <w:szCs w:val="22"/>
-              </w:rPr>
-            </w:pPr>
-            <w:r>
-              <w:t>REPÚBLICA DE COLOMBIA. Codigo Sustantivo del Trabajo.</w:t>
-            </w:r>
-          </w:p>
-          <w:p>
-            <w:pPr>
-              <w:widowControl/>
-              <w:ind w:left="360" w:hanging="360"/>
-              <w:jc w:val="both"/>
-              <w:rPr>
-                <w:sz w:val="22"/>
-                <w:szCs w:val="22"/>
-              </w:rPr>
-            </w:pPr>
-            <w:r>
-              <w:t>LEGIS. Régimen Laboral Colombiano. Editorial Legis.</w:t>
+              <w:rPr>
+                <w:b/>
+                <w:sz w:val="22"/>
+                <w:szCs w:val="22"/>
+              </w:rPr>
+              <w:t>BIBLIOGRAFÍA</w:t>
+            </w:r>
+            <w:r>
+              <w:rPr>
+                <w:sz w:val="22"/>
+                <w:szCs w:val="22"/>
+              </w:rPr>
+              <w:tab/>
+            </w:r>
+          </w:p>
+          <w:p>
+            <w:pPr>
+              <w:jc w:val="both"/>
+              <w:rPr>
+                <w:sz w:val="22"/>
+                <w:szCs w:val="22"/>
+              </w:rPr>
+            </w:pPr>
+          </w:p>
+          <w:p>
+            <w:pPr>
+              <w:jc w:val="both"/>
+              <w:rPr>
+                <w:sz w:val="22"/>
+                <w:szCs w:val="22"/>
+              </w:rPr>
+            </w:pPr>
+            <w:r>
+              <w:t>[PENDIENTE - por diligenciar]</w:t>
             </w:r>
           </w:p>
         </w:tc>
       </w:tr>
     </w:tbl>
-    <w:p/>
+    <w:p>
+      <w:pPr>
+        <w:spacing w:before="0" w:after="0" w:line="20" w:lineRule="exact"/>
+        <w:rPr>
+          <w:sz w:val="2"/>
+          <w:szCs w:val="2"/>
+        </w:rPr>
+      </w:pPr>
+    </w:p>
     <w:sectPr>
       <w:headerReference w:type="default" r:id="rId8"/>
       <w:pgSz w:w="11900" w:h="16840"/>
